--- a/backend/data/knowledge_base/Cal Poly Buildings Links.docx
+++ b/backend/data/knowledge_base/Cal Poly Buildings Links.docx
@@ -218,7 +218,7 @@
                 <w:b/>
                 <w:bCs/>
               </w:rPr>
-              <w:t>805 Kitchen (Dining Hall)</w:t>
+              <w:t>Cal Poly Dining Hall (1901 Marketplace)</w:t>
             </w:r>
           </w:p>
         </w:tc>
@@ -234,7 +234,19 @@
                 <w:rPr>
                   <w:rStyle w:val="Hyperlink"/>
                 </w:rPr>
-                <w:t>https://maps.apple.com/?q=805+Kitchen+Cal+Poly+San+Luis+Obispo</w:t>
+                <w:t>https://maps</w:t>
+              </w:r>
+              <w:r>
+                <w:rPr>
+                  <w:rStyle w:val="Hyperlink"/>
+                </w:rPr>
+                <w:t>.</w:t>
+              </w:r>
+              <w:r>
+                <w:rPr>
+                  <w:rStyle w:val="Hyperlink"/>
+                </w:rPr>
+                <w:t>apple.com/?q=Cal+Poly+Dining+Hall+San+Luis+Obispo</w:t>
               </w:r>
             </w:hyperlink>
           </w:p>
@@ -251,9 +263,24 @@
                 <w:rPr>
                   <w:rStyle w:val="Hyperlink"/>
                 </w:rPr>
-                <w:t>https://www.google.com/maps/search/?api=1&amp;query=805+Kitchen+Cal+Poly+San+Luis+Obispo</w:t>
+                <w:t>https://www.goog</w:t>
+              </w:r>
+              <w:r>
+                <w:rPr>
+                  <w:rStyle w:val="Hyperlink"/>
+                </w:rPr>
+                <w:t>l</w:t>
+              </w:r>
+              <w:r>
+                <w:rPr>
+                  <w:rStyle w:val="Hyperlink"/>
+                </w:rPr>
+                <w:t>e.com/maps/search/?api=1&amp;query=Cal+Poly+Dining+Hall+San+Luis+Obispo</w:t>
               </w:r>
             </w:hyperlink>
+            <w:r>
+              <w:t xml:space="preserve"> </w:t>
+            </w:r>
           </w:p>
         </w:tc>
       </w:tr>
@@ -1428,6 +1455,18 @@
       <w:shd w:val="clear" w:color="auto" w:fill="E1DFDD"/>
     </w:rPr>
   </w:style>
+  <w:style w:type="character" w:styleId="FollowedHyperlink">
+    <w:name w:val="FollowedHyperlink"/>
+    <w:basedOn w:val="DefaultParagraphFont"/>
+    <w:uiPriority w:val="99"/>
+    <w:semiHidden/>
+    <w:unhideWhenUsed/>
+    <w:rsid w:val="00A91B71"/>
+    <w:rPr>
+      <w:color w:val="96607D" w:themeColor="followedHyperlink"/>
+      <w:u w:val="single"/>
+    </w:rPr>
+  </w:style>
 </w:styles>
 </file>
 
